--- a/pr6/Отчёт по практической работе №6.docx
+++ b/pr6/Отчёт по практической работе №6.docx
@@ -1058,7 +1058,7 @@
       <w:r>
         <w:drawing>
           <wp:inline xmlns:a="http://schemas.openxmlformats.org/drawingml/2006/main" xmlns:pic="http://schemas.openxmlformats.org/drawingml/2006/picture">
-            <wp:extent cx="3780000" cy="3738000"/>
+            <wp:extent cx="3780000" cy="3372600"/>
             <wp:docPr id="3" name="Picture 3"/>
             <wp:cNvGraphicFramePr>
               <a:graphicFrameLocks noChangeAspect="1"/>
@@ -1079,7 +1079,7 @@
                   <pic:spPr>
                     <a:xfrm>
                       <a:off x="0" y="0"/>
-                      <a:ext cx="3780000" cy="3738000"/>
+                      <a:ext cx="3780000" cy="3372600"/>
                     </a:xfrm>
                     <a:prstGeom prst="rect"/>
                   </pic:spPr>
@@ -1184,7 +1184,7 @@
       <w:r>
         <w:drawing>
           <wp:inline xmlns:a="http://schemas.openxmlformats.org/drawingml/2006/main" xmlns:pic="http://schemas.openxmlformats.org/drawingml/2006/picture">
-            <wp:extent cx="3780000" cy="3454913"/>
+            <wp:extent cx="3780000" cy="3001866"/>
             <wp:docPr id="5" name="Picture 5"/>
             <wp:cNvGraphicFramePr>
               <a:graphicFrameLocks noChangeAspect="1"/>
@@ -1205,7 +1205,7 @@
                   <pic:spPr>
                     <a:xfrm>
                       <a:off x="0" y="0"/>
-                      <a:ext cx="3780000" cy="3454913"/>
+                      <a:ext cx="3780000" cy="3001866"/>
                     </a:xfrm>
                     <a:prstGeom prst="rect"/>
                   </pic:spPr>
@@ -1268,7 +1268,7 @@
       <w:r>
         <w:drawing>
           <wp:inline xmlns:a="http://schemas.openxmlformats.org/drawingml/2006/main" xmlns:pic="http://schemas.openxmlformats.org/drawingml/2006/picture">
-            <wp:extent cx="3780000" cy="3007200"/>
+            <wp:extent cx="3780000" cy="1818600"/>
             <wp:docPr id="6" name="Picture 6"/>
             <wp:cNvGraphicFramePr>
               <a:graphicFrameLocks noChangeAspect="1"/>
@@ -1289,7 +1289,7 @@
                   <pic:spPr>
                     <a:xfrm>
                       <a:off x="0" y="0"/>
-                      <a:ext cx="3780000" cy="3007200"/>
+                      <a:ext cx="3780000" cy="1818600"/>
                     </a:xfrm>
                     <a:prstGeom prst="rect"/>
                   </pic:spPr>
